--- a/assets/downloads-editie-7/editie7_aflevering-08-pers-volk-bonden.docx
+++ b/assets/downloads-editie-7/editie7_aflevering-08-pers-volk-bonden.docx
@@ -275,6 +275,26 @@
       </w:pPr>
       <w:r>
         <w:t xml:space="preserve">Aflevering 11 van Editie 6 introduceerde de kennislaag als bondgenoot — universiteiten, planbureaus, adviescolleges, onderzoeksinstituten. Hier komt zij in actie als leverancier van de feiten die de pers verspreidt. Wanneer TNO, Fraunhofer, ETH Zürich en het CPB gezamenlijke rapporten publiceren over de productiviteit van Giant Juncao, de CO₂-balans van plastic-opslag in dagbouwen, en de werkelijke uitstoot per kWh van AVI’s, krijgt de pers materiaal dat geen redacteur kan negeren. De kennislaag levert de eerste-orde-meting; de pers levert de distributie; de burger levert de stem; de bond corrigeert zichzelf.</w:t>
+      </w:r>
+    </w:p>
+    <w:p>
+      <w:pPr>
+        <w:pStyle w:val="BodyText"/>
+      </w:pPr>
+      <w:r>
+        <w:rPr>
+          <w:b/>
+          <w:bCs/>
+        </w:rPr>
+        <w:t xml:space="preserve">De positieve omkering — als de taart groeit</w:t>
+      </w:r>
+    </w:p>
+    <w:p>
+      <w:pPr>
+        <w:pStyle w:val="BodyText"/>
+      </w:pPr>
+      <w:r>
+        <w:t xml:space="preserve">Wat hierboven is beschreven is het drukmechanisme: feiten leveren, framing kiezen, persoonsherkenning vestigen, en de bonden corrigeren zichzelf of verliezen leden. Het werkt, maar het werkt tegen weerstand in. Er is een tweede, krachtigere mechanisme dat in aflevering 9 wordt uitgewerkt: wanneer de twee hefbomen op industriële schaal draaien, is er voor iedereen meer welvaart te verdelen — tientallen miljarden euro nieuwe industriële omzet voor Europa, honderden miljarden directe investeringen voor Zuid-Amerika en Afrika, structurele besparing op klimaatschade en sancties. In een groeiende taart hoeft niemand iets op te geven. De bonden krijgen meer te onderhandelen, niet minder; gemeenten krijgen meer belastingsinkomsten; werknemers krijgen hogere lonen en betere pensioenen. De grondwettelijke leerfunctie van de NPO, ARD/ZDF, BBC en Radio France is het kanaal waarlangs deze gedeelde welvaartsgroei aan de bevolking kan worden uitgelegd — niet als propaganda maar als de uitvoering van een al bestaand mediamandaat. Aflevering 9 werkt dit volledig uit.</w:t>
       </w:r>
     </w:p>
     <w:p>

--- a/assets/downloads-editie-7/editie7_aflevering-08-pers-volk-bonden.docx
+++ b/assets/downloads-editie-7/editie7_aflevering-08-pers-volk-bonden.docx
@@ -20,7 +20,7 @@
           <w:i/>
           <w:iCs/>
         </w:rPr>
-        <w:t xml:space="preserve">De tactische scharnier tussen ontwerp en uitvoering. Vakbonden lijken blokkadekracht, maar zijn dat alleen in de derde orde. Hun ledenbasis is het volk — en het volk wordt bewogen door de pers. Wie de pers heeft, heeft het volk; wie het volk heeft, stuurt uiteindelijk de bonden. Het Pareto-omkeringsmechanisme dat Editie 6 en Nova Democratia in beweging brengt zonder één wet te wijzigen.</w:t>
+        <w:t xml:space="preserve">De tactische scharnier tussen ontwerp en uitvoering. Vakbonden lijken een remgewicht te dragen, maar zijn dat alleen in de derde orde. Hun ledenbasis is het volk — en het volk wordt bewogen door de pers. Wie de pers heeft, heeft het volk; wie het volk heeft, stuurt uiteindelijk de bonden. Het Pareto-omkeringsmechanisme dat Editie 6 en Nova Democratia in beweging brengt zonder één wet te wijzigen.</w:t>
       </w:r>
     </w:p>
     <w:p>
@@ -40,7 +40,7 @@
         <w:pStyle w:val="BodyText"/>
       </w:pPr>
       <w:r>
-        <w:t xml:space="preserve">In de heatmap van Editie 6, aflevering 9, staan de vakbonden als gewichtige blokkadekracht in fase 2 tot en met fase 5 — precies de fases waarin Nova Democratia zou worden geïmplementeerd. De gangbare conclusie is: onderhandel met de bonden, sluit akkoorden, geef concessies. Het is een wedstrijd die het ontwerp niet kan winnen, omdat conservatie de bestaansreden van de bond is. Een vakbond die instemt met fundamentele bestuursombouw verliest haar functie en daarmee haar inkomsten — geen enkele organisatie tekent vrijwillig haar eigen verkleining. Wie deze weg loopt, krijgt twintig jaar onderhandeling en geen ombouw.</w:t>
+        <w:t xml:space="preserve">In de heatmap van Editie 6, aflevering 9, staan de vakbonden met een gewichtig remgewicht in fase 2 tot en met fase 5 — precies de fases waarin Nova Democratia zou worden geïmplementeerd. De gangbare conclusie is: onderhandel met de bonden, sluit akkoorden, geef concessies. Het is een wedstrijd die het ontwerp niet kan winnen, omdat conservatie de bestaansreden van de bond is. Een vakbond die instemt met fundamentele bestuursombouw verliest haar functie en daarmee haar inkomsten — geen enkele organisatie tekent vrijwillig haar eigen verkleining. Wie deze weg loopt, krijgt twintig jaar onderhandeling en geen ombouw.</w:t>
       </w:r>
     </w:p>
     <w:p>
@@ -103,7 +103,7 @@
         <w:t xml:space="preserve">“</w:t>
       </w:r>
       <w:r>
-        <w:t xml:space="preserve">de smerigste stroomopwekking van Europa</w:t>
+        <w:t xml:space="preserve">de stroomopwekking met de hoogste verborgen kosten van Europa</w:t>
       </w:r>
       <w:r>
         <w:t xml:space="preserve">”</w:t>
@@ -150,7 +150,7 @@
         <w:pStyle w:val="BodyText"/>
       </w:pPr>
       <w:r>
-        <w:t xml:space="preserve">Derde hefboom: persoonsherkenning. Wanneer de Nederlandse FNV-voorzitter wordt afgebeeld als de blokkadekracht die de Rotterdamse pilot tegenhoudt, en de Bondsraad-voorvechter als de pragmatische uitvoerder die voor werkgelegenheid zorgt, krijgt elke gewone FNV-Bond-Vervoer-lid op zijn werkvloer een gesprek over wie er nu eigenlijk voor zijn baan opkomt. Dat gesprek is wat de bond corrigeert — niet de wet, niet het cao-overleg, niet het politieke debat in Den Haag. Het gesprek aan het koffieautomaat van een havenarbeider, gevoed door tien artikelen in zijn dagblad, is wat een bond binnen twee jaar van koers laat veranderen.</w:t>
+        <w:t xml:space="preserve">Derde hefboom: persoonsherkenning. Wanneer de Nederlandse FNV-voorzitter wordt afgebeeld als het remgewicht die de Rotterdamse pilot tegenhoudt, en de Bondsraad-voorvechter als de pragmatische uitvoerder die voor werkgelegenheid zorgt, krijgt elke gewone FNV-Bond-Vervoer-lid op zijn werkvloer een gesprek over wie er nu eigenlijk voor zijn baan opkomt. Dat gesprek is wat de bond corrigeert — niet de wet, niet het cao-overleg, niet het politieke debat in Den Haag. Het gesprek aan het koffieautomaat van een havenarbeider, gevoed door tien artikelen in zijn dagblad, is wat een bond binnen twee jaar van koers laat veranderen.</w:t>
       </w:r>
     </w:p>
     <w:p>
@@ -170,7 +170,7 @@
         <w:pStyle w:val="BodyText"/>
       </w:pPr>
       <w:r>
-        <w:t xml:space="preserve">Een mogelijke tegenwerping: dit klinkt als manipulatie van de publieke opinie door selectieve berichtgeving. Het is het tegenovergestelde. In de huidige situatie maakt de pers Giant Juncao, BiCRS en plastic-opslag in dagbouwen onbespreekbaar door ze stelselmatig niet te benoemen. Dat is óók een keuze — een keuze die het belang van de bestaande industrie (afvalverbranding, recycling, fossiele brandstof) dient zonder dat ze hardop wordt verdedigd. Wat hier wordt voorgesteld is geen nieuwe manipulatie maar het wegnemen van de bestaande. Geef de burger toegang tot de eerste-orde-feiten — productiviteit van Juncao, CO₂-uitstoot van AVI’s, geologische stabiliteit van plastic in dagbouwen — en laat hem zelf concluderen. Hij zal zijn bond corrigeren, of zijn bond verlaten. In beide gevallen is de blokkadekracht opgelost.</w:t>
+        <w:t xml:space="preserve">Een mogelijke tegenwerping: dit klinkt als manipulatie van de publieke opinie door selectieve berichtgeving. Het is het tegenovergestelde. In de huidige situatie maakt de pers Giant Juncao, BiCRS en plastic-opslag in dagbouwen onbespreekbaar door ze stelselmatig niet te benoemen. Dat is óók een keuze — een keuze die het belang van de bestaande industrie (afvalverbranding, recycling, fossiele brandstof) dient zonder dat ze hardop wordt verdedigd. Wat hier wordt voorgesteld is geen nieuwe manipulatie maar het wegnemen van de bestaande. Geef de burger toegang tot de eerste-orde-feiten — productiviteit van Juncao, CO₂-uitstoot van AVI’s, geologische stabiliteit van plastic in dagbouwen — en laat hem zelf concluderen. Hij zal zijn bond corrigeren, of zijn bond verlaten. In beide gevallen is het remgewicht opgelost.</w:t>
       </w:r>
     </w:p>
     <w:p>
